--- a/5-人员管理/流程制度规范类文件/050107-人员绩效考核管理制度.docx
+++ b/5-人员管理/流程制度规范类文件/050107-人员绩效考核管理制度.docx
@@ -146,7 +146,7 @@
         <w:overflowPunct/>
         <w:bidi w:val="0"/>
       </w:pPr>
-      <w:bookmarkStart w:id="0" w:name="_Toc15955"/>
+      <w:bookmarkStart w:id="0" w:name="_Toc24862"/>
       <w:r>
         <w:rPr>
           <w:rFonts w:hint="eastAsia"/>
@@ -169,7 +169,7 @@
           <w:lang w:val="en-US"/>
         </w:rPr>
       </w:pPr>
-      <w:bookmarkStart w:id="1" w:name="_Toc23465"/>
+      <w:bookmarkStart w:id="1" w:name="_Toc20035"/>
       <w:r>
         <w:rPr>
           <w:rFonts w:hint="eastAsia"/>
@@ -214,6 +214,12 @@
             <w:insideH w:val="none" w:color="auto" w:sz="0" w:space="0"/>
             <w:insideV w:val="none" w:color="auto" w:sz="0" w:space="0"/>
           </w:tblBorders>
+          <w:tblCellMar>
+            <w:top w:w="0" w:type="dxa"/>
+            <w:left w:w="108" w:type="dxa"/>
+            <w:bottom w:w="0" w:type="dxa"/>
+            <w:right w:w="108" w:type="dxa"/>
+          </w:tblCellMar>
         </w:tblPrEx>
         <w:trPr>
           <w:trHeight w:val="810" w:hRule="atLeast"/>
@@ -1212,6 +1218,12 @@
             <w:insideH w:val="single" w:color="000000" w:sz="2" w:space="0"/>
             <w:insideV w:val="single" w:color="000000" w:sz="2" w:space="0"/>
           </w:tblBorders>
+          <w:tblCellMar>
+            <w:top w:w="0" w:type="dxa"/>
+            <w:left w:w="0" w:type="dxa"/>
+            <w:bottom w:w="0" w:type="dxa"/>
+            <w:right w:w="0" w:type="dxa"/>
+          </w:tblCellMar>
         </w:tblPrEx>
         <w:trPr>
           <w:trHeight w:val="556" w:hRule="atLeast"/>
@@ -1430,6 +1442,12 @@
             <w:insideH w:val="single" w:color="000000" w:sz="2" w:space="0"/>
             <w:insideV w:val="single" w:color="000000" w:sz="2" w:space="0"/>
           </w:tblBorders>
+          <w:tblCellMar>
+            <w:top w:w="0" w:type="dxa"/>
+            <w:left w:w="0" w:type="dxa"/>
+            <w:bottom w:w="0" w:type="dxa"/>
+            <w:right w:w="0" w:type="dxa"/>
+          </w:tblCellMar>
         </w:tblPrEx>
         <w:trPr>
           <w:trHeight w:val="556" w:hRule="atLeast"/>
@@ -1710,6 +1728,8 @@
               <w:tab w:val="right" w:leader="dot" w:pos="8306"/>
             </w:tabs>
           </w:pPr>
+          <w:bookmarkStart w:id="35" w:name="_GoBack"/>
+          <w:bookmarkEnd w:id="35"/>
           <w:r>
             <w:rPr>
               <w:rFonts w:hint="eastAsia" w:ascii="宋体" w:hAnsi="宋体" w:eastAsia="宋体" w:cs="宋体"/>
@@ -1746,7 +1766,7 @@
               <w:rFonts w:hint="eastAsia" w:ascii="宋体" w:hAnsi="宋体" w:eastAsia="宋体" w:cs="宋体"/>
               <w:szCs w:val="24"/>
             </w:rPr>
-            <w:instrText xml:space="preserve"> HYPERLINK \l _Toc15955 </w:instrText>
+            <w:instrText xml:space="preserve"> HYPERLINK \l _Toc24862 </w:instrText>
           </w:r>
           <w:r>
             <w:rPr>
@@ -1769,7 +1789,7 @@
             <w:fldChar w:fldCharType="begin"/>
           </w:r>
           <w:r>
-            <w:instrText xml:space="preserve"> PAGEREF _Toc15955 \h </w:instrText>
+            <w:instrText xml:space="preserve"> PAGEREF _Toc24862 \h </w:instrText>
           </w:r>
           <w:r>
             <w:fldChar w:fldCharType="separate"/>
@@ -1807,7 +1827,7 @@
               <w:rFonts w:hint="eastAsia" w:ascii="宋体" w:hAnsi="宋体" w:eastAsia="宋体" w:cs="宋体"/>
               <w:szCs w:val="24"/>
             </w:rPr>
-            <w:instrText xml:space="preserve"> HYPERLINK \l _Toc23465 </w:instrText>
+            <w:instrText xml:space="preserve"> HYPERLINK \l _Toc20035 </w:instrText>
           </w:r>
           <w:r>
             <w:rPr>
@@ -1830,7 +1850,7 @@
             <w:fldChar w:fldCharType="begin"/>
           </w:r>
           <w:r>
-            <w:instrText xml:space="preserve"> PAGEREF _Toc23465 \h </w:instrText>
+            <w:instrText xml:space="preserve"> PAGEREF _Toc20035 \h </w:instrText>
           </w:r>
           <w:r>
             <w:fldChar w:fldCharType="separate"/>
@@ -1868,7 +1888,7 @@
               <w:rFonts w:hint="eastAsia" w:ascii="宋体" w:hAnsi="宋体" w:eastAsia="宋体" w:cs="宋体"/>
               <w:szCs w:val="24"/>
             </w:rPr>
-            <w:instrText xml:space="preserve"> HYPERLINK \l _Toc5731 </w:instrText>
+            <w:instrText xml:space="preserve"> HYPERLINK \l _Toc26251 </w:instrText>
           </w:r>
           <w:r>
             <w:rPr>
@@ -1893,7 +1913,7 @@
             <w:fldChar w:fldCharType="begin"/>
           </w:r>
           <w:r>
-            <w:instrText xml:space="preserve"> PAGEREF _Toc5731 \h </w:instrText>
+            <w:instrText xml:space="preserve"> PAGEREF _Toc26251 \h </w:instrText>
           </w:r>
           <w:r>
             <w:fldChar w:fldCharType="separate"/>
@@ -1931,7 +1951,7 @@
               <w:rFonts w:hint="eastAsia" w:ascii="宋体" w:hAnsi="宋体" w:eastAsia="宋体" w:cs="宋体"/>
               <w:szCs w:val="24"/>
             </w:rPr>
-            <w:instrText xml:space="preserve"> HYPERLINK \l _Toc24373 </w:instrText>
+            <w:instrText xml:space="preserve"> HYPERLINK \l _Toc19517 </w:instrText>
           </w:r>
           <w:r>
             <w:rPr>
@@ -1961,7 +1981,7 @@
             <w:fldChar w:fldCharType="begin"/>
           </w:r>
           <w:r>
-            <w:instrText xml:space="preserve"> PAGEREF _Toc24373 \h </w:instrText>
+            <w:instrText xml:space="preserve"> PAGEREF _Toc19517 \h </w:instrText>
           </w:r>
           <w:r>
             <w:fldChar w:fldCharType="separate"/>
@@ -1999,7 +2019,7 @@
               <w:rFonts w:hint="eastAsia" w:ascii="宋体" w:hAnsi="宋体" w:eastAsia="宋体" w:cs="宋体"/>
               <w:szCs w:val="24"/>
             </w:rPr>
-            <w:instrText xml:space="preserve"> HYPERLINK \l _Toc17966 </w:instrText>
+            <w:instrText xml:space="preserve"> HYPERLINK \l _Toc26236 </w:instrText>
           </w:r>
           <w:r>
             <w:rPr>
@@ -2023,7 +2043,7 @@
             <w:t>适用</w:t>
           </w:r>
           <w:r>
-            <w:t>范围：</w:t>
+            <w:t>范围</w:t>
           </w:r>
           <w:r>
             <w:tab/>
@@ -2032,7 +2052,7 @@
             <w:fldChar w:fldCharType="begin"/>
           </w:r>
           <w:r>
-            <w:instrText xml:space="preserve"> PAGEREF _Toc17966 \h </w:instrText>
+            <w:instrText xml:space="preserve"> PAGEREF _Toc26236 \h </w:instrText>
           </w:r>
           <w:r>
             <w:fldChar w:fldCharType="separate"/>
@@ -2070,7 +2090,7 @@
               <w:rFonts w:hint="eastAsia" w:ascii="宋体" w:hAnsi="宋体" w:eastAsia="宋体" w:cs="宋体"/>
               <w:szCs w:val="24"/>
             </w:rPr>
-            <w:instrText xml:space="preserve"> HYPERLINK \l _Toc1957 </w:instrText>
+            <w:instrText xml:space="preserve"> HYPERLINK \l _Toc28910 </w:instrText>
           </w:r>
           <w:r>
             <w:rPr>
@@ -2100,7 +2120,7 @@
             <w:fldChar w:fldCharType="begin"/>
           </w:r>
           <w:r>
-            <w:instrText xml:space="preserve"> PAGEREF _Toc1957 \h </w:instrText>
+            <w:instrText xml:space="preserve"> PAGEREF _Toc28910 \h </w:instrText>
           </w:r>
           <w:r>
             <w:fldChar w:fldCharType="separate"/>
@@ -2138,7 +2158,7 @@
               <w:rFonts w:hint="eastAsia" w:ascii="宋体" w:hAnsi="宋体" w:eastAsia="宋体" w:cs="宋体"/>
               <w:szCs w:val="24"/>
             </w:rPr>
-            <w:instrText xml:space="preserve"> HYPERLINK \l _Toc28679 </w:instrText>
+            <w:instrText xml:space="preserve"> HYPERLINK \l _Toc21621 </w:instrText>
           </w:r>
           <w:r>
             <w:rPr>
@@ -2167,7 +2187,7 @@
             <w:fldChar w:fldCharType="begin"/>
           </w:r>
           <w:r>
-            <w:instrText xml:space="preserve"> PAGEREF _Toc28679 \h </w:instrText>
+            <w:instrText xml:space="preserve"> PAGEREF _Toc21621 \h </w:instrText>
           </w:r>
           <w:r>
             <w:fldChar w:fldCharType="separate"/>
@@ -2205,7 +2225,7 @@
               <w:rFonts w:hint="eastAsia" w:ascii="宋体" w:hAnsi="宋体" w:eastAsia="宋体" w:cs="宋体"/>
               <w:szCs w:val="24"/>
             </w:rPr>
-            <w:instrText xml:space="preserve"> HYPERLINK \l _Toc16576 </w:instrText>
+            <w:instrText xml:space="preserve"> HYPERLINK \l _Toc13818 </w:instrText>
           </w:r>
           <w:r>
             <w:rPr>
@@ -2234,7 +2254,7 @@
             <w:fldChar w:fldCharType="begin"/>
           </w:r>
           <w:r>
-            <w:instrText xml:space="preserve"> PAGEREF _Toc16576 \h </w:instrText>
+            <w:instrText xml:space="preserve"> PAGEREF _Toc13818 \h </w:instrText>
           </w:r>
           <w:r>
             <w:fldChar w:fldCharType="separate"/>
@@ -2272,7 +2292,7 @@
               <w:rFonts w:hint="eastAsia" w:ascii="宋体" w:hAnsi="宋体" w:eastAsia="宋体" w:cs="宋体"/>
               <w:szCs w:val="24"/>
             </w:rPr>
-            <w:instrText xml:space="preserve"> HYPERLINK \l _Toc16492 </w:instrText>
+            <w:instrText xml:space="preserve"> HYPERLINK \l _Toc28436 </w:instrText>
           </w:r>
           <w:r>
             <w:rPr>
@@ -2321,7 +2341,7 @@
             <w:fldChar w:fldCharType="begin"/>
           </w:r>
           <w:r>
-            <w:instrText xml:space="preserve"> PAGEREF _Toc16492 \h </w:instrText>
+            <w:instrText xml:space="preserve"> PAGEREF _Toc28436 \h </w:instrText>
           </w:r>
           <w:r>
             <w:fldChar w:fldCharType="separate"/>
@@ -2359,7 +2379,7 @@
               <w:rFonts w:hint="eastAsia" w:ascii="宋体" w:hAnsi="宋体" w:eastAsia="宋体" w:cs="宋体"/>
               <w:szCs w:val="24"/>
             </w:rPr>
-            <w:instrText xml:space="preserve"> HYPERLINK \l _Toc32141 </w:instrText>
+            <w:instrText xml:space="preserve"> HYPERLINK \l _Toc25851 </w:instrText>
           </w:r>
           <w:r>
             <w:rPr>
@@ -2389,13 +2409,13 @@
             <w:fldChar w:fldCharType="begin"/>
           </w:r>
           <w:r>
-            <w:instrText xml:space="preserve"> PAGEREF _Toc32141 \h </w:instrText>
+            <w:instrText xml:space="preserve"> PAGEREF _Toc25851 \h </w:instrText>
           </w:r>
           <w:r>
             <w:fldChar w:fldCharType="separate"/>
           </w:r>
           <w:r>
-            <w:t>6</w:t>
+            <w:t>5</w:t>
           </w:r>
           <w:r>
             <w:fldChar w:fldCharType="end"/>
@@ -2427,7 +2447,7 @@
               <w:rFonts w:hint="eastAsia" w:ascii="宋体" w:hAnsi="宋体" w:eastAsia="宋体" w:cs="宋体"/>
               <w:szCs w:val="24"/>
             </w:rPr>
-            <w:instrText xml:space="preserve"> HYPERLINK \l _Toc7337 </w:instrText>
+            <w:instrText xml:space="preserve"> HYPERLINK \l _Toc12565 </w:instrText>
           </w:r>
           <w:r>
             <w:rPr>
@@ -2457,13 +2477,13 @@
             <w:fldChar w:fldCharType="begin"/>
           </w:r>
           <w:r>
-            <w:instrText xml:space="preserve"> PAGEREF _Toc7337 \h </w:instrText>
+            <w:instrText xml:space="preserve"> PAGEREF _Toc12565 \h </w:instrText>
           </w:r>
           <w:r>
             <w:fldChar w:fldCharType="separate"/>
           </w:r>
           <w:r>
-            <w:t>6</w:t>
+            <w:t>5</w:t>
           </w:r>
           <w:r>
             <w:fldChar w:fldCharType="end"/>
@@ -2495,7 +2515,7 @@
               <w:rFonts w:hint="eastAsia" w:ascii="宋体" w:hAnsi="宋体" w:eastAsia="宋体" w:cs="宋体"/>
               <w:szCs w:val="24"/>
             </w:rPr>
-            <w:instrText xml:space="preserve"> HYPERLINK \l _Toc23306 </w:instrText>
+            <w:instrText xml:space="preserve"> HYPERLINK \l _Toc20233 </w:instrText>
           </w:r>
           <w:r>
             <w:rPr>
@@ -2525,13 +2545,13 @@
             <w:fldChar w:fldCharType="begin"/>
           </w:r>
           <w:r>
-            <w:instrText xml:space="preserve"> PAGEREF _Toc23306 \h </w:instrText>
+            <w:instrText xml:space="preserve"> PAGEREF _Toc20233 \h </w:instrText>
           </w:r>
           <w:r>
             <w:fldChar w:fldCharType="separate"/>
           </w:r>
           <w:r>
-            <w:t>6</w:t>
+            <w:t>5</w:t>
           </w:r>
           <w:r>
             <w:fldChar w:fldCharType="end"/>
@@ -2563,7 +2583,7 @@
               <w:rFonts w:hint="eastAsia" w:ascii="宋体" w:hAnsi="宋体" w:eastAsia="宋体" w:cs="宋体"/>
               <w:szCs w:val="24"/>
             </w:rPr>
-            <w:instrText xml:space="preserve"> HYPERLINK \l _Toc12106 </w:instrText>
+            <w:instrText xml:space="preserve"> HYPERLINK \l _Toc2903 </w:instrText>
           </w:r>
           <w:r>
             <w:rPr>
@@ -2593,7 +2613,7 @@
             <w:fldChar w:fldCharType="begin"/>
           </w:r>
           <w:r>
-            <w:instrText xml:space="preserve"> PAGEREF _Toc12106 \h </w:instrText>
+            <w:instrText xml:space="preserve"> PAGEREF _Toc2903 \h </w:instrText>
           </w:r>
           <w:r>
             <w:fldChar w:fldCharType="separate"/>
@@ -2631,7 +2651,7 @@
               <w:rFonts w:hint="eastAsia" w:ascii="宋体" w:hAnsi="宋体" w:eastAsia="宋体" w:cs="宋体"/>
               <w:szCs w:val="24"/>
             </w:rPr>
-            <w:instrText xml:space="preserve"> HYPERLINK \l _Toc7543 </w:instrText>
+            <w:instrText xml:space="preserve"> HYPERLINK \l _Toc32035 </w:instrText>
           </w:r>
           <w:r>
             <w:rPr>
@@ -2661,7 +2681,7 @@
             <w:fldChar w:fldCharType="begin"/>
           </w:r>
           <w:r>
-            <w:instrText xml:space="preserve"> PAGEREF _Toc7543 \h </w:instrText>
+            <w:instrText xml:space="preserve"> PAGEREF _Toc32035 \h </w:instrText>
           </w:r>
           <w:r>
             <w:fldChar w:fldCharType="separate"/>
@@ -2699,7 +2719,7 @@
               <w:rFonts w:hint="eastAsia" w:ascii="宋体" w:hAnsi="宋体" w:eastAsia="宋体" w:cs="宋体"/>
               <w:szCs w:val="24"/>
             </w:rPr>
-            <w:instrText xml:space="preserve"> HYPERLINK \l _Toc2135 </w:instrText>
+            <w:instrText xml:space="preserve"> HYPERLINK \l _Toc14348 </w:instrText>
           </w:r>
           <w:r>
             <w:rPr>
@@ -2729,13 +2749,13 @@
             <w:fldChar w:fldCharType="begin"/>
           </w:r>
           <w:r>
-            <w:instrText xml:space="preserve"> PAGEREF _Toc2135 \h </w:instrText>
+            <w:instrText xml:space="preserve"> PAGEREF _Toc14348 \h </w:instrText>
           </w:r>
           <w:r>
             <w:fldChar w:fldCharType="separate"/>
           </w:r>
           <w:r>
-            <w:t>7</w:t>
+            <w:t>6</w:t>
           </w:r>
           <w:r>
             <w:fldChar w:fldCharType="end"/>
@@ -2767,7 +2787,7 @@
               <w:rFonts w:hint="eastAsia" w:ascii="宋体" w:hAnsi="宋体" w:eastAsia="宋体" w:cs="宋体"/>
               <w:szCs w:val="24"/>
             </w:rPr>
-            <w:instrText xml:space="preserve"> HYPERLINK \l _Toc1281 </w:instrText>
+            <w:instrText xml:space="preserve"> HYPERLINK \l _Toc2330 </w:instrText>
           </w:r>
           <w:r>
             <w:rPr>
@@ -2810,7 +2830,7 @@
             <w:fldChar w:fldCharType="begin"/>
           </w:r>
           <w:r>
-            <w:instrText xml:space="preserve"> PAGEREF _Toc1281 \h </w:instrText>
+            <w:instrText xml:space="preserve"> PAGEREF _Toc2330 \h </w:instrText>
           </w:r>
           <w:r>
             <w:fldChar w:fldCharType="separate"/>
@@ -2848,7 +2868,7 @@
               <w:rFonts w:hint="eastAsia" w:ascii="宋体" w:hAnsi="宋体" w:eastAsia="宋体" w:cs="宋体"/>
               <w:szCs w:val="24"/>
             </w:rPr>
-            <w:instrText xml:space="preserve"> HYPERLINK \l _Toc31891 </w:instrText>
+            <w:instrText xml:space="preserve"> HYPERLINK \l _Toc14468 </w:instrText>
           </w:r>
           <w:r>
             <w:rPr>
@@ -2881,7 +2901,7 @@
             <w:fldChar w:fldCharType="begin"/>
           </w:r>
           <w:r>
-            <w:instrText xml:space="preserve"> PAGEREF _Toc31891 \h </w:instrText>
+            <w:instrText xml:space="preserve"> PAGEREF _Toc14468 \h </w:instrText>
           </w:r>
           <w:r>
             <w:fldChar w:fldCharType="separate"/>
@@ -2919,7 +2939,7 @@
               <w:rFonts w:hint="eastAsia" w:ascii="宋体" w:hAnsi="宋体" w:eastAsia="宋体" w:cs="宋体"/>
               <w:szCs w:val="24"/>
             </w:rPr>
-            <w:instrText xml:space="preserve"> HYPERLINK \l _Toc7388 </w:instrText>
+            <w:instrText xml:space="preserve"> HYPERLINK \l _Toc2745 </w:instrText>
           </w:r>
           <w:r>
             <w:rPr>
@@ -2944,13 +2964,13 @@
             <w:fldChar w:fldCharType="begin"/>
           </w:r>
           <w:r>
-            <w:instrText xml:space="preserve"> PAGEREF _Toc7388 \h </w:instrText>
+            <w:instrText xml:space="preserve"> PAGEREF _Toc2745 \h </w:instrText>
           </w:r>
           <w:r>
             <w:fldChar w:fldCharType="separate"/>
           </w:r>
           <w:r>
-            <w:t>8</w:t>
+            <w:t>7</w:t>
           </w:r>
           <w:r>
             <w:fldChar w:fldCharType="end"/>
@@ -2982,7 +3002,7 @@
               <w:rFonts w:hint="eastAsia" w:ascii="宋体" w:hAnsi="宋体" w:eastAsia="宋体" w:cs="宋体"/>
               <w:szCs w:val="24"/>
             </w:rPr>
-            <w:instrText xml:space="preserve"> HYPERLINK \l _Toc30710 </w:instrText>
+            <w:instrText xml:space="preserve"> HYPERLINK \l _Toc23088 </w:instrText>
           </w:r>
           <w:r>
             <w:rPr>
@@ -3007,13 +3027,13 @@
             <w:fldChar w:fldCharType="begin"/>
           </w:r>
           <w:r>
-            <w:instrText xml:space="preserve"> PAGEREF _Toc30710 \h </w:instrText>
+            <w:instrText xml:space="preserve"> PAGEREF _Toc23088 \h </w:instrText>
           </w:r>
           <w:r>
             <w:fldChar w:fldCharType="separate"/>
           </w:r>
           <w:r>
-            <w:t>8</w:t>
+            <w:t>7</w:t>
           </w:r>
           <w:r>
             <w:fldChar w:fldCharType="end"/>
@@ -3045,7 +3065,7 @@
               <w:rFonts w:hint="eastAsia" w:ascii="宋体" w:hAnsi="宋体" w:eastAsia="宋体" w:cs="宋体"/>
               <w:szCs w:val="24"/>
             </w:rPr>
-            <w:instrText xml:space="preserve"> HYPERLINK \l _Toc6 </w:instrText>
+            <w:instrText xml:space="preserve"> HYPERLINK \l _Toc9016 </w:instrText>
           </w:r>
           <w:r>
             <w:rPr>
@@ -3070,13 +3090,13 @@
             <w:fldChar w:fldCharType="begin"/>
           </w:r>
           <w:r>
-            <w:instrText xml:space="preserve"> PAGEREF _Toc6 \h </w:instrText>
+            <w:instrText xml:space="preserve"> PAGEREF _Toc9016 \h </w:instrText>
           </w:r>
           <w:r>
             <w:fldChar w:fldCharType="separate"/>
           </w:r>
           <w:r>
-            <w:t>8</w:t>
+            <w:t>7</w:t>
           </w:r>
           <w:r>
             <w:fldChar w:fldCharType="end"/>
@@ -3108,7 +3128,7 @@
               <w:rFonts w:hint="eastAsia" w:ascii="宋体" w:hAnsi="宋体" w:eastAsia="宋体" w:cs="宋体"/>
               <w:szCs w:val="24"/>
             </w:rPr>
-            <w:instrText xml:space="preserve"> HYPERLINK \l _Toc29743 </w:instrText>
+            <w:instrText xml:space="preserve"> HYPERLINK \l _Toc17611 </w:instrText>
           </w:r>
           <w:r>
             <w:rPr>
@@ -3124,7 +3144,7 @@
             <w:t xml:space="preserve">5.5.3. </w:t>
           </w:r>
           <w:r>
-            <w:t>年终奖金：</w:t>
+            <w:t>年终奖金</w:t>
           </w:r>
           <w:r>
             <w:tab/>
@@ -3133,7 +3153,7 @@
             <w:fldChar w:fldCharType="begin"/>
           </w:r>
           <w:r>
-            <w:instrText xml:space="preserve"> PAGEREF _Toc29743 \h </w:instrText>
+            <w:instrText xml:space="preserve"> PAGEREF _Toc17611 \h </w:instrText>
           </w:r>
           <w:r>
             <w:fldChar w:fldCharType="separate"/>
@@ -3171,7 +3191,7 @@
               <w:rFonts w:hint="eastAsia" w:ascii="宋体" w:hAnsi="宋体" w:eastAsia="宋体" w:cs="宋体"/>
               <w:szCs w:val="24"/>
             </w:rPr>
-            <w:instrText xml:space="preserve"> HYPERLINK \l _Toc10571 </w:instrText>
+            <w:instrText xml:space="preserve"> HYPERLINK \l _Toc16701 </w:instrText>
           </w:r>
           <w:r>
             <w:rPr>
@@ -3200,7 +3220,7 @@
             <w:fldChar w:fldCharType="begin"/>
           </w:r>
           <w:r>
-            <w:instrText xml:space="preserve"> PAGEREF _Toc10571 \h </w:instrText>
+            <w:instrText xml:space="preserve"> PAGEREF _Toc16701 \h </w:instrText>
           </w:r>
           <w:r>
             <w:fldChar w:fldCharType="separate"/>
@@ -3238,7 +3258,7 @@
               <w:rFonts w:hint="eastAsia" w:ascii="宋体" w:hAnsi="宋体" w:eastAsia="宋体" w:cs="宋体"/>
               <w:szCs w:val="24"/>
             </w:rPr>
-            <w:instrText xml:space="preserve"> HYPERLINK \l _Toc28963 </w:instrText>
+            <w:instrText xml:space="preserve"> HYPERLINK \l _Toc25299 </w:instrText>
           </w:r>
           <w:r>
             <w:rPr>
@@ -3268,7 +3288,7 @@
             <w:fldChar w:fldCharType="begin"/>
           </w:r>
           <w:r>
-            <w:instrText xml:space="preserve"> PAGEREF _Toc28963 \h </w:instrText>
+            <w:instrText xml:space="preserve"> PAGEREF _Toc25299 \h </w:instrText>
           </w:r>
           <w:r>
             <w:fldChar w:fldCharType="separate"/>
@@ -3306,7 +3326,7 @@
               <w:rFonts w:hint="eastAsia" w:ascii="宋体" w:hAnsi="宋体" w:eastAsia="宋体" w:cs="宋体"/>
               <w:szCs w:val="24"/>
             </w:rPr>
-            <w:instrText xml:space="preserve"> HYPERLINK \l _Toc20547 </w:instrText>
+            <w:instrText xml:space="preserve"> HYPERLINK \l _Toc18940 </w:instrText>
           </w:r>
           <w:r>
             <w:rPr>
@@ -3336,13 +3356,13 @@
             <w:fldChar w:fldCharType="begin"/>
           </w:r>
           <w:r>
-            <w:instrText xml:space="preserve"> PAGEREF _Toc20547 \h </w:instrText>
+            <w:instrText xml:space="preserve"> PAGEREF _Toc18940 \h </w:instrText>
           </w:r>
           <w:r>
             <w:fldChar w:fldCharType="separate"/>
           </w:r>
           <w:r>
-            <w:t>9</w:t>
+            <w:t>8</w:t>
           </w:r>
           <w:r>
             <w:fldChar w:fldCharType="end"/>
@@ -3374,7 +3394,7 @@
               <w:rFonts w:hint="eastAsia" w:ascii="宋体" w:hAnsi="宋体" w:eastAsia="宋体" w:cs="宋体"/>
               <w:szCs w:val="24"/>
             </w:rPr>
-            <w:instrText xml:space="preserve"> HYPERLINK \l _Toc2650 </w:instrText>
+            <w:instrText xml:space="preserve"> HYPERLINK \l _Toc16051 </w:instrText>
           </w:r>
           <w:r>
             <w:rPr>
@@ -3404,13 +3424,13 @@
             <w:fldChar w:fldCharType="begin"/>
           </w:r>
           <w:r>
-            <w:instrText xml:space="preserve"> PAGEREF _Toc2650 \h </w:instrText>
+            <w:instrText xml:space="preserve"> PAGEREF _Toc16051 \h </w:instrText>
           </w:r>
           <w:r>
             <w:fldChar w:fldCharType="separate"/>
           </w:r>
           <w:r>
-            <w:t>9</w:t>
+            <w:t>8</w:t>
           </w:r>
           <w:r>
             <w:fldChar w:fldCharType="end"/>
@@ -3489,7 +3509,7 @@
         <w:overflowPunct/>
         <w:bidi w:val="0"/>
       </w:pPr>
-      <w:bookmarkStart w:id="2" w:name="_Toc5731"/>
+      <w:bookmarkStart w:id="2" w:name="_Toc26251"/>
       <w:r>
         <w:t>目的</w:t>
       </w:r>
@@ -3549,7 +3569,7 @@
           <w:lang w:val="en-US" w:eastAsia="zh-CN"/>
         </w:rPr>
       </w:pPr>
-      <w:bookmarkStart w:id="3" w:name="_Toc24373"/>
+      <w:bookmarkStart w:id="3" w:name="_Toc19517"/>
       <w:r>
         <w:rPr>
           <w:rFonts w:hint="eastAsia"/>
@@ -4033,6 +4053,12 @@
             <w:insideH w:val="single" w:color="auto" w:sz="4" w:space="0"/>
             <w:insideV w:val="single" w:color="auto" w:sz="4" w:space="0"/>
           </w:tblBorders>
+          <w:tblCellMar>
+            <w:top w:w="0" w:type="dxa"/>
+            <w:left w:w="108" w:type="dxa"/>
+            <w:bottom w:w="0" w:type="dxa"/>
+            <w:right w:w="108" w:type="dxa"/>
+          </w:tblCellMar>
         </w:tblPrEx>
         <w:trPr>
           <w:trHeight w:val="410" w:hRule="atLeast"/>
@@ -4649,7 +4675,7 @@
           <w:lang w:val="en-US" w:eastAsia="zh-CN"/>
         </w:rPr>
       </w:pPr>
-      <w:bookmarkStart w:id="4" w:name="_Toc17966"/>
+      <w:bookmarkStart w:id="4" w:name="_Toc26236"/>
       <w:r>
         <w:rPr>
           <w:rFonts w:hint="eastAsia"/>
@@ -4661,8 +4687,6 @@
         <w:t>范围</w:t>
       </w:r>
       <w:bookmarkEnd w:id="4"/>
-      <w:bookmarkStart w:id="33" w:name="_GoBack"/>
-      <w:bookmarkEnd w:id="33"/>
     </w:p>
     <w:p>
       <w:pPr>
@@ -4698,7 +4722,7 @@
           <w:lang w:val="en-US" w:eastAsia="zh-CN"/>
         </w:rPr>
       </w:pPr>
-      <w:bookmarkStart w:id="5" w:name="_Toc1957"/>
+      <w:bookmarkStart w:id="5" w:name="_Toc28910"/>
       <w:r>
         <w:rPr>
           <w:rFonts w:hint="eastAsia"/>
@@ -4717,7 +4741,7 @@
         <w:overflowPunct/>
         <w:bidi w:val="0"/>
       </w:pPr>
-      <w:bookmarkStart w:id="6" w:name="_Toc28679"/>
+      <w:bookmarkStart w:id="6" w:name="_Toc21621"/>
       <w:bookmarkStart w:id="7" w:name="_Toc21099"/>
       <w:r>
         <w:rPr>
@@ -4801,7 +4825,7 @@
         <w:overflowPunct/>
         <w:bidi w:val="0"/>
       </w:pPr>
-      <w:bookmarkStart w:id="8" w:name="_Toc16576"/>
+      <w:bookmarkStart w:id="8" w:name="_Toc13818"/>
       <w:r>
         <w:rPr>
           <w:rFonts w:hint="eastAsia"/>
@@ -5070,8 +5094,8 @@
       </w:pPr>
       <w:bookmarkStart w:id="9" w:name="bookmark7"/>
       <w:bookmarkEnd w:id="9"/>
-      <w:bookmarkStart w:id="10" w:name="_Toc16492"/>
-      <w:bookmarkStart w:id="11" w:name="_Toc8354"/>
+      <w:bookmarkStart w:id="10" w:name="_Toc8354"/>
+      <w:bookmarkStart w:id="11" w:name="_Toc28436"/>
       <w:r>
         <w:rPr>
           <w:rFonts w:hint="eastAsia"/>
@@ -5381,7 +5405,7 @@
           <w:lang w:val="en-US" w:eastAsia="zh-CN"/>
         </w:rPr>
       </w:pPr>
-      <w:bookmarkStart w:id="12" w:name="_Toc32141"/>
+      <w:bookmarkStart w:id="12" w:name="_Toc25851"/>
       <w:r>
         <w:rPr>
           <w:rFonts w:hint="eastAsia"/>
@@ -5404,7 +5428,7 @@
           <w:lang w:val="en-US" w:eastAsia="zh-CN"/>
         </w:rPr>
       </w:pPr>
-      <w:bookmarkStart w:id="13" w:name="_Toc7337"/>
+      <w:bookmarkStart w:id="13" w:name="_Toc12565"/>
       <w:r>
         <w:rPr>
           <w:rFonts w:hint="eastAsia"/>
@@ -5427,7 +5451,7 @@
           <w:lang w:val="en-US" w:eastAsia="zh-CN"/>
         </w:rPr>
       </w:pPr>
-      <w:bookmarkStart w:id="14" w:name="_Toc23306"/>
+      <w:bookmarkStart w:id="14" w:name="_Toc20233"/>
       <w:r>
         <w:rPr>
           <w:rFonts w:hint="eastAsia"/>
@@ -5496,6 +5520,7 @@
         </w:rPr>
       </w:pPr>
       <w:bookmarkStart w:id="15" w:name="_Toc12086"/>
+      <w:bookmarkStart w:id="16" w:name="_Toc2903"/>
       <w:r>
         <w:rPr>
           <w:rFonts w:hint="eastAsia"/>
@@ -5504,6 +5529,7 @@
         <w:t>季度指标确认</w:t>
       </w:r>
       <w:bookmarkEnd w:id="15"/>
+      <w:bookmarkEnd w:id="16"/>
     </w:p>
     <w:p>
       <w:pPr>
@@ -5531,7 +5557,7 @@
           <w:lang w:val="en-US" w:eastAsia="zh-CN"/>
         </w:rPr>
       </w:pPr>
-      <w:bookmarkStart w:id="16" w:name="_Toc7543"/>
+      <w:bookmarkStart w:id="17" w:name="_Toc32035"/>
       <w:r>
         <w:rPr>
           <w:rFonts w:hint="eastAsia"/>
@@ -5539,7 +5565,7 @@
         </w:rPr>
         <w:t>月度指标确认</w:t>
       </w:r>
-      <w:bookmarkEnd w:id="16"/>
+      <w:bookmarkEnd w:id="17"/>
     </w:p>
     <w:p>
       <w:pPr>
@@ -6164,7 +6190,7 @@
           <w:lang w:val="en-US" w:eastAsia="zh-CN"/>
         </w:rPr>
       </w:pPr>
-      <w:bookmarkStart w:id="17" w:name="_Toc2135"/>
+      <w:bookmarkStart w:id="18" w:name="_Toc14348"/>
       <w:r>
         <w:rPr>
           <w:rFonts w:hint="eastAsia"/>
@@ -6172,7 +6198,7 @@
         </w:rPr>
         <w:t>指标完成情况跟踪</w:t>
       </w:r>
-      <w:bookmarkEnd w:id="17"/>
+      <w:bookmarkEnd w:id="18"/>
     </w:p>
     <w:p>
       <w:pPr>
@@ -6279,7 +6305,7 @@
           <w:lang w:val="en-US" w:eastAsia="zh-CN"/>
         </w:rPr>
       </w:pPr>
-      <w:bookmarkStart w:id="18" w:name="_Toc1281"/>
+      <w:bookmarkStart w:id="19" w:name="_Toc2330"/>
       <w:r>
         <w:rPr>
           <w:rFonts w:ascii="宋体" w:hAnsi="宋体" w:eastAsia="宋体" w:cs="宋体"/>
@@ -6303,7 +6329,7 @@
         </w:rPr>
         <w:t>要求</w:t>
       </w:r>
-      <w:bookmarkEnd w:id="18"/>
+      <w:bookmarkEnd w:id="19"/>
     </w:p>
     <w:p>
       <w:pPr>
@@ -6462,7 +6488,7 @@
           <w:lang w:val="en-US" w:eastAsia="zh-CN"/>
         </w:rPr>
       </w:pPr>
-      <w:bookmarkStart w:id="19" w:name="_Toc31891"/>
+      <w:bookmarkStart w:id="20" w:name="_Toc14468"/>
       <w:r>
         <w:t>考核结果</w:t>
       </w:r>
@@ -6473,7 +6499,7 @@
         </w:rPr>
         <w:t>输出</w:t>
       </w:r>
-      <w:bookmarkEnd w:id="19"/>
+      <w:bookmarkEnd w:id="20"/>
     </w:p>
     <w:p>
       <w:pPr>
@@ -6689,11 +6715,11 @@
         <w:overflowPunct/>
         <w:bidi w:val="0"/>
       </w:pPr>
-      <w:bookmarkStart w:id="20" w:name="_Toc7388"/>
+      <w:bookmarkStart w:id="21" w:name="_Toc2745"/>
       <w:r>
         <w:t>考核结果应用</w:t>
       </w:r>
-      <w:bookmarkEnd w:id="20"/>
+      <w:bookmarkEnd w:id="21"/>
     </w:p>
     <w:p>
       <w:pPr>
@@ -6704,11 +6730,13 @@
         <w:overflowPunct/>
         <w:bidi w:val="0"/>
       </w:pPr>
-      <w:bookmarkStart w:id="21" w:name="_Toc30708"/>
+      <w:bookmarkStart w:id="22" w:name="_Toc30708"/>
+      <w:bookmarkStart w:id="23" w:name="_Toc23088"/>
       <w:r>
         <w:t>职业发展</w:t>
       </w:r>
-      <w:bookmarkEnd w:id="21"/>
+      <w:bookmarkEnd w:id="22"/>
+      <w:bookmarkEnd w:id="23"/>
     </w:p>
     <w:p>
       <w:pPr>
@@ -6732,11 +6760,11 @@
         <w:overflowPunct/>
         <w:bidi w:val="0"/>
       </w:pPr>
-      <w:bookmarkStart w:id="22" w:name="_Toc6"/>
+      <w:bookmarkStart w:id="24" w:name="_Toc9016"/>
       <w:r>
         <w:t>季度绩效考核工资</w:t>
       </w:r>
-      <w:bookmarkEnd w:id="22"/>
+      <w:bookmarkEnd w:id="24"/>
     </w:p>
     <w:p>
       <w:pPr>
@@ -7473,11 +7501,11 @@
         <w:overflowPunct/>
         <w:bidi w:val="0"/>
       </w:pPr>
-      <w:bookmarkStart w:id="23" w:name="_Toc29743"/>
-      <w:r>
-        <w:t>年终奖金：</w:t>
-      </w:r>
-      <w:bookmarkEnd w:id="23"/>
+      <w:bookmarkStart w:id="25" w:name="_Toc17611"/>
+      <w:r>
+        <w:t>年终奖金</w:t>
+      </w:r>
+      <w:bookmarkEnd w:id="25"/>
     </w:p>
     <w:p>
       <w:pPr>
@@ -7498,8 +7526,8 @@
         <w:overflowPunct/>
         <w:bidi w:val="0"/>
       </w:pPr>
-      <w:bookmarkStart w:id="24" w:name="_Toc5250"/>
-      <w:bookmarkStart w:id="25" w:name="_Toc10571"/>
+      <w:bookmarkStart w:id="26" w:name="_Toc5250"/>
+      <w:bookmarkStart w:id="27" w:name="_Toc16701"/>
       <w:r>
         <w:rPr>
           <w:rFonts w:hint="eastAsia"/>
@@ -7507,8 +7535,8 @@
         </w:rPr>
         <w:t>考核指标</w:t>
       </w:r>
-      <w:bookmarkEnd w:id="24"/>
-      <w:bookmarkEnd w:id="25"/>
+      <w:bookmarkEnd w:id="26"/>
+      <w:bookmarkEnd w:id="27"/>
     </w:p>
     <w:tbl>
       <w:tblPr>
@@ -7856,10 +7884,10 @@
           <w:lang w:val="en-US" w:eastAsia="zh-CN"/>
         </w:rPr>
       </w:pPr>
-      <w:bookmarkStart w:id="26" w:name="bookmark3"/>
-      <w:bookmarkEnd w:id="26"/>
-      <w:bookmarkStart w:id="27" w:name="_Toc28963"/>
-      <w:bookmarkStart w:id="28" w:name="_Toc17424"/>
+      <w:bookmarkStart w:id="28" w:name="bookmark3"/>
+      <w:bookmarkEnd w:id="28"/>
+      <w:bookmarkStart w:id="29" w:name="_Toc17424"/>
+      <w:bookmarkStart w:id="30" w:name="_Toc25299"/>
       <w:r>
         <w:rPr>
           <w:rStyle w:val="38"/>
@@ -7868,8 +7896,8 @@
         </w:rPr>
         <w:t>附则</w:t>
       </w:r>
-      <w:bookmarkEnd w:id="27"/>
-      <w:bookmarkEnd w:id="28"/>
+      <w:bookmarkEnd w:id="29"/>
+      <w:bookmarkEnd w:id="30"/>
     </w:p>
     <w:p>
       <w:pPr>
@@ -7978,10 +8006,10 @@
           <w:lang w:val="en-US" w:eastAsia="zh-CN"/>
         </w:rPr>
       </w:pPr>
-      <w:bookmarkStart w:id="29" w:name="bookmark14"/>
-      <w:bookmarkEnd w:id="29"/>
-      <w:bookmarkStart w:id="30" w:name="_Toc8774"/>
-      <w:bookmarkStart w:id="31" w:name="_Toc20547"/>
+      <w:bookmarkStart w:id="31" w:name="bookmark14"/>
+      <w:bookmarkEnd w:id="31"/>
+      <w:bookmarkStart w:id="32" w:name="_Toc8774"/>
+      <w:bookmarkStart w:id="33" w:name="_Toc18940"/>
       <w:r>
         <w:rPr>
           <w:rFonts w:hint="eastAsia"/>
@@ -7989,8 +8017,8 @@
         </w:rPr>
         <w:t>附件</w:t>
       </w:r>
-      <w:bookmarkEnd w:id="30"/>
-      <w:bookmarkEnd w:id="31"/>
+      <w:bookmarkEnd w:id="32"/>
+      <w:bookmarkEnd w:id="33"/>
     </w:p>
     <w:p>
       <w:pPr>
@@ -8027,7 +8055,7 @@
           <w:lang w:val="en-US" w:eastAsia="zh-CN"/>
         </w:rPr>
       </w:pPr>
-      <w:bookmarkStart w:id="32" w:name="_Toc2650"/>
+      <w:bookmarkStart w:id="34" w:name="_Toc16051"/>
       <w:r>
         <w:rPr>
           <w:rFonts w:hint="eastAsia"/>
@@ -8035,7 +8063,7 @@
         </w:rPr>
         <w:t>记录</w:t>
       </w:r>
-      <w:bookmarkEnd w:id="32"/>
+      <w:bookmarkEnd w:id="34"/>
     </w:p>
     <w:p>
       <w:pPr>
